--- a/04Experiments/ParameterIndentification/ParameterIdentification.docx
+++ b/04Experiments/ParameterIndentification/ParameterIdentification.docx
@@ -73,6 +73,10 @@
                 <w:numId w:val="0"/>
               </w:numPr>
               <w:cnfStyle w:val="100000000000" w:firstRow="1" w:lastRow="0" w:firstColumn="0" w:lastColumn="0" w:oddVBand="0" w:evenVBand="0" w:oddHBand="0" w:evenHBand="0" w:firstRowFirstColumn="0" w:firstRowLastColumn="0" w:lastRowFirstColumn="0" w:lastRowLastColumn="0"/>
+              <w:rPr>
+                <w:b w:val="0"/>
+                <w:bCs w:val="0"/>
+              </w:rPr>
             </w:pPr>
             <m:oMathPara>
               <m:oMath>
@@ -81,34 +85,22 @@
                     <m:ctrlPr>
                       <w:rPr>
                         <w:rFonts w:ascii="Cambria Math" w:hAnsi="Cambria Math"/>
+                        <w:b w:val="0"/>
+                        <w:bCs w:val="0"/>
                         <w:i/>
                       </w:rPr>
                     </m:ctrlPr>
                   </m:sSubPr>
                   <m:e>
                     <m:r>
-                      <m:rPr>
-                        <m:sty m:val="bi"/>
-                      </m:rPr>
                       <w:rPr>
                         <w:rFonts w:ascii="Cambria Math" w:hAnsi="Cambria Math"/>
                       </w:rPr>
                       <m:t>K</m:t>
                     </m:r>
-                    <m:ctrlPr>
-                      <w:rPr>
-                        <w:rFonts w:ascii="Cambria Math" w:hAnsi="Cambria Math"/>
-                        <w:b w:val="0"/>
-                        <w:bCs w:val="0"/>
-                        <w:i/>
-                      </w:rPr>
-                    </m:ctrlPr>
                   </m:e>
                   <m:sub>
                     <m:r>
-                      <m:rPr>
-                        <m:sty m:val="bi"/>
-                      </m:rPr>
                       <w:rPr>
                         <w:rFonts w:ascii="Cambria Math" w:hAnsi="Cambria Math"/>
                       </w:rPr>
@@ -141,9 +133,6 @@
             <m:oMathPara>
               <m:oMath>
                 <m:r>
-                  <m:rPr>
-                    <m:sty m:val="bi"/>
-                  </m:rPr>
                   <w:rPr>
                     <w:rFonts w:ascii="Cambria Math" w:hAnsi="Cambria Math"/>
                   </w:rPr>
@@ -154,15 +143,14 @@
                     <m:ctrlPr>
                       <w:rPr>
                         <w:rFonts w:ascii="Cambria Math" w:hAnsi="Cambria Math"/>
+                        <w:b w:val="0"/>
+                        <w:bCs w:val="0"/>
                         <w:i/>
                       </w:rPr>
                     </m:ctrlPr>
                   </m:fPr>
                   <m:num>
                     <m:r>
-                      <m:rPr>
-                        <m:sty m:val="bi"/>
-                      </m:rPr>
                       <w:rPr>
                         <w:rFonts w:ascii="Cambria Math" w:hAnsi="Cambria Math"/>
                       </w:rPr>
@@ -171,9 +159,6 @@
                   </m:num>
                   <m:den>
                     <m:r>
-                      <m:rPr>
-                        <m:sty m:val="bi"/>
-                      </m:rPr>
                       <w:rPr>
                         <w:rFonts w:ascii="Cambria Math" w:hAnsi="Cambria Math"/>
                       </w:rPr>
@@ -2715,23 +2700,7 @@
               <w:sz w:val="32"/>
               <w:szCs w:val="32"/>
             </w:rPr>
-            <m:t>= -slope=</m:t>
-          </m:r>
-          <m:r>
-            <w:rPr>
-              <w:rFonts w:ascii="Cambria Math" w:hAnsi="Cambria Math"/>
-              <w:sz w:val="32"/>
-              <w:szCs w:val="32"/>
-            </w:rPr>
-            <m:t xml:space="preserve"> </m:t>
-          </m:r>
-          <m:r>
-            <w:rPr>
-              <w:rFonts w:ascii="Cambria Math" w:hAnsi="Cambria Math"/>
-              <w:sz w:val="32"/>
-              <w:szCs w:val="32"/>
-            </w:rPr>
-            <m:t>6.67786</m:t>
+            <m:t>= -slope= 6.67786</m:t>
           </m:r>
           <m:f>
             <m:fPr>
@@ -2850,23 +2819,7 @@
               <w:sz w:val="32"/>
               <w:szCs w:val="32"/>
             </w:rPr>
-            <m:t>=</m:t>
-          </m:r>
-          <m:r>
-            <w:rPr>
-              <w:rFonts w:ascii="Cambria Math" w:hAnsi="Cambria Math"/>
-              <w:sz w:val="32"/>
-              <w:szCs w:val="32"/>
-            </w:rPr>
-            <m:t xml:space="preserve"> </m:t>
-          </m:r>
-          <m:r>
-            <w:rPr>
-              <w:rFonts w:ascii="Cambria Math" w:hAnsi="Cambria Math"/>
-              <w:sz w:val="32"/>
-              <w:szCs w:val="32"/>
-            </w:rPr>
-            <m:t>0.000861444</m:t>
+            <m:t>= 0.000861444</m:t>
           </m:r>
           <m:f>
             <m:fPr>
@@ -2906,15 +2859,7 @@
               <w:sz w:val="32"/>
               <w:szCs w:val="32"/>
             </w:rPr>
-            <m:t xml:space="preserve"> </m:t>
-          </m:r>
-          <m:r>
-            <w:rPr>
-              <w:rFonts w:ascii="Cambria Math" w:hAnsi="Cambria Math"/>
-              <w:sz w:val="32"/>
-              <w:szCs w:val="32"/>
-            </w:rPr>
-            <m:t xml:space="preserve"> </m:t>
+            <m:t xml:space="preserve">  </m:t>
           </m:r>
         </m:oMath>
       </m:oMathPara>
@@ -4287,6 +4232,7 @@
   <w:style w:type="character" w:default="1" w:styleId="DefaultParagraphFont">
     <w:name w:val="Default Paragraph Font"/>
     <w:uiPriority w:val="1"/>
+    <w:semiHidden/>
     <w:unhideWhenUsed/>
   </w:style>
   <w:style w:type="table" w:default="1" w:styleId="TableNormal">
